--- a/skills/legal-os-correspondence/assets/templates/律师函_标准模板.docx
+++ b/skills/legal-os-correspondence/assets/templates/律师函_标准模板.docx
@@ -29,7 +29,7 @@
           <w:color w:val="000000"/>
           <w:sz w:val="24"/>
         </w:rPr>
-        <w:t>编号：【________】</w:t>
+        <w:t>编号：〔如有请填写：经核验的编号；无则删除本行〕</w:t>
       </w:r>
     </w:p>
     <w:tbl>
@@ -158,7 +158,7 @@
                 <w:color w:val="000000"/>
                 <w:sz w:val="25"/>
               </w:rPr>
-              <w:t>【律师事务所/委托人】</w:t>
+              <w:t>〔必填：发函方或机构完整名称〕</w:t>
             </w:r>
           </w:p>
         </w:tc>
@@ -212,7 +212,7 @@
                 <w:color w:val="000000"/>
                 <w:sz w:val="25"/>
               </w:rPr>
-              <w:t>【收函方及联系人】</w:t>
+              <w:t>〔必填：收函方完整名称及必要的联系人或地址〕</w:t>
             </w:r>
           </w:p>
         </w:tc>
@@ -266,7 +266,7 @@
                 <w:color w:val="000000"/>
                 <w:sz w:val="25"/>
               </w:rPr>
-              <w:t>【合同/项目/争议名称】</w:t>
+              <w:t>〔必填：本函对应的合同、项目或争议事项〕</w:t>
             </w:r>
           </w:p>
         </w:tc>
@@ -320,7 +320,7 @@
                 <w:color w:val="000000"/>
                 <w:sz w:val="25"/>
               </w:rPr>
-              <w:t>【专人/快递/电子邮件/其他】</w:t>
+              <w:t>〔必填：已核验的送达方式及地址、邮箱或联系人〕</w:t>
             </w:r>
           </w:p>
         </w:tc>
@@ -342,7 +342,7 @@
           <w:color w:val="000000"/>
           <w:sz w:val="28"/>
         </w:rPr>
-        <w:t>致：【收函方/主管机关/相关单位】：</w:t>
+        <w:t>致：〔必填：收函方完整名称及必要的联系人或地址〕：</w:t>
       </w:r>
     </w:p>
     <w:p>
@@ -371,7 +371,7 @@
           <w:color w:val="000000"/>
           <w:sz w:val="28"/>
         </w:rPr>
-        <w:t>根据【合同、往来函件或其他材料】记载，关于【事项】的已核验事实为：【日期、行为、金额、履行状态】。</w:t>
+        <w:t>〔填写：基于已核验材料，说明与本函目的直接相关的事实、日期、行为、金额和履行状态。〕</w:t>
       </w:r>
     </w:p>
     <w:p>
@@ -400,7 +400,7 @@
           <w:color w:val="000000"/>
           <w:sz w:val="28"/>
         </w:rPr>
-        <w:t>截至【核验日期】，我方核验到的具体问题为：【逐项列明，不写未经核验内容】。相关依据为：【证据或已核验法律依据】。</w:t>
+        <w:t>〔填写：仅回应已出现且与本函目的直接相关的问题、请求或责任事项，并列明对应证据或已核验法律依据；无则删除本节。〕</w:t>
       </w:r>
     </w:p>
     <w:p>
@@ -429,7 +429,7 @@
           <w:color w:val="000000"/>
           <w:sz w:val="28"/>
         </w:rPr>
-        <w:t>请于【期限及起算方式】前完成【明确、可执行的行为】并向【联系人/地址/邮箱】反馈。</w:t>
+        <w:t>〔填写：明确、可执行的行为、截止时间及反馈方式；期限起算方式须与送达和依据一致。〕</w:t>
       </w:r>
     </w:p>
     <w:p>
@@ -458,7 +458,7 @@
           <w:color w:val="000000"/>
           <w:sz w:val="28"/>
         </w:rPr>
-        <w:t>如逾期未处理，我方将根据进一步核验结果依法采取相应措施。本函不构成对任何权利、主张或责任抗辩的放弃。</w:t>
+        <w:t>〔如有请填写：与当前目的相应且已核验的权利保留或后续措施；不得将裁量结果表述为必然；无则删除本节。〕</w:t>
       </w:r>
     </w:p>
     <w:p>
@@ -489,7 +489,7 @@
           <w:color w:val="000000"/>
           <w:sz w:val="28"/>
         </w:rPr>
-        <w:t>【发函方/机构】</w:t>
+        <w:t>〔必填：发函方或机构完整名称〕</w:t>
       </w:r>
     </w:p>
     <w:p>
@@ -504,7 +504,7 @@
           <w:color w:val="000000"/>
           <w:sz w:val="28"/>
         </w:rPr>
-        <w:t>【日期：____年__月__日】</w:t>
+        <w:t>〔必填：年/月/日〕</w:t>
       </w:r>
     </w:p>
     <w:p>
@@ -518,21 +518,7 @@
           <w:color w:val="000000"/>
           <w:sz w:val="25"/>
         </w:rPr>
-        <w:t>附件：【如有，请逐项列明】</w:t>
-      </w:r>
-    </w:p>
-    <w:p>
-      <w:pPr>
-        <w:pStyle w:val="TemplateNote"/>
-        <w:spacing w:before="240" w:line="320" w:lineRule="exact"/>
-      </w:pPr>
-      <w:r>
-        <w:rPr>
-          <w:rFonts w:ascii="Times New Roman" w:hAnsi="Times New Roman" w:eastAsia="仿宋_GB2312"/>
-          <w:color w:val="5A5A5A"/>
-          <w:sz w:val="20"/>
-        </w:rPr>
-        <w:t>【模板控制提示：外发前删除本提示，并完成事实、证据、法律依据、期限、附件、收件信息及外发权限检查。模板本身不构成已授权发送。】</w:t>
+        <w:t>附件：〔如有请填写附件名称及数量；无则删除本行〕</w:t>
       </w:r>
     </w:p>
     <w:sectPr>
